--- a/ML_LAB3_OUTPUTS.docx
+++ b/ML_LAB3_OUTPUTS.docx
@@ -50,6 +50,7 @@
       </w:pPr>
       <w:r>
         <w:rPr>
+          <w:noProof/>
           <w:lang w:val="en-US"/>
         </w:rPr>
         <w:drawing>
@@ -90,6 +91,7 @@
       </w:r>
       <w:r>
         <w:rPr>
+          <w:noProof/>
           <w:lang w:val="en-US"/>
         </w:rPr>
         <w:drawing>
@@ -130,6 +132,7 @@
       </w:r>
       <w:r>
         <w:rPr>
+          <w:noProof/>
           <w:lang w:val="en-US"/>
         </w:rPr>
         <w:drawing>
@@ -206,6 +209,7 @@
       </w:pPr>
       <w:r>
         <w:rPr>
+          <w:noProof/>
           <w:lang w:val="en-US"/>
         </w:rPr>
         <w:drawing>
@@ -266,6 +270,7 @@
       </w:pPr>
       <w:r>
         <w:rPr>
+          <w:noProof/>
           <w:lang w:val="en-US"/>
         </w:rPr>
         <w:drawing>
@@ -342,6 +347,7 @@
       </w:pPr>
       <w:r>
         <w:rPr>
+          <w:noProof/>
           <w:lang w:val="en-US"/>
         </w:rPr>
         <w:drawing>
@@ -401,6 +407,7 @@
       </w:r>
       <w:r>
         <w:rPr>
+          <w:noProof/>
           <w:lang w:val="en-US"/>
         </w:rPr>
         <w:drawing>
@@ -461,6 +468,7 @@
       </w:pPr>
       <w:r>
         <w:rPr>
+          <w:noProof/>
           <w:lang w:val="en-US"/>
         </w:rPr>
         <w:drawing>
@@ -508,6 +516,7 @@
       </w:pPr>
       <w:r>
         <w:rPr>
+          <w:noProof/>
           <w:lang w:val="en-US"/>
         </w:rPr>
         <w:lastRenderedPageBreak/>
@@ -576,6 +585,7 @@
       </w:pPr>
       <w:r>
         <w:rPr>
+          <w:noProof/>
           <w:lang w:val="en-US"/>
         </w:rPr>
         <w:drawing>
@@ -623,6 +633,7 @@
       </w:pPr>
       <w:r>
         <w:rPr>
+          <w:noProof/>
           <w:lang w:val="en-US"/>
         </w:rPr>
         <w:lastRenderedPageBreak/>
@@ -684,6 +695,7 @@
       </w:pPr>
       <w:r>
         <w:rPr>
+          <w:noProof/>
           <w:lang w:val="en-US"/>
         </w:rPr>
         <w:drawing>
@@ -731,6 +743,7 @@
       </w:pPr>
       <w:r>
         <w:rPr>
+          <w:noProof/>
           <w:lang w:val="en-US"/>
         </w:rPr>
         <w:drawing>
@@ -791,6 +804,7 @@
       </w:pPr>
       <w:r>
         <w:rPr>
+          <w:noProof/>
           <w:lang w:val="en-US"/>
         </w:rPr>
         <w:drawing>
@@ -866,6 +880,7 @@
       </w:pPr>
       <w:r>
         <w:rPr>
+          <w:noProof/>
           <w:lang w:val="en-US"/>
         </w:rPr>
         <w:drawing>
@@ -926,6 +941,7 @@
       </w:pPr>
       <w:r>
         <w:rPr>
+          <w:noProof/>
           <w:lang w:val="en-US"/>
         </w:rPr>
         <w:drawing>
@@ -986,6 +1002,7 @@
       </w:pPr>
       <w:r>
         <w:rPr>
+          <w:noProof/>
           <w:lang w:val="en-US"/>
         </w:rPr>
         <w:drawing>
@@ -1053,6 +1070,7 @@
       </w:pPr>
       <w:r>
         <w:rPr>
+          <w:noProof/>
           <w:lang w:val="en-US"/>
         </w:rPr>
         <w:drawing>
@@ -1100,6 +1118,7 @@
       </w:pPr>
       <w:r>
         <w:rPr>
+          <w:noProof/>
           <w:lang w:val="en-US"/>
         </w:rPr>
         <w:lastRenderedPageBreak/>
@@ -1168,6 +1187,7 @@
       </w:pPr>
       <w:r>
         <w:rPr>
+          <w:noProof/>
           <w:lang w:val="en-US"/>
         </w:rPr>
         <w:drawing>
@@ -1215,6 +1235,7 @@
       </w:pPr>
       <w:r>
         <w:rPr>
+          <w:noProof/>
           <w:lang w:val="en-US"/>
         </w:rPr>
         <w:drawing>
@@ -1262,6 +1283,7 @@
       </w:pPr>
       <w:r>
         <w:rPr>
+          <w:noProof/>
           <w:lang w:val="en-US"/>
         </w:rPr>
         <w:lastRenderedPageBreak/>
@@ -1323,6 +1345,7 @@
       </w:pPr>
       <w:r>
         <w:rPr>
+          <w:noProof/>
           <w:lang w:val="en-US"/>
         </w:rPr>
         <w:drawing>
@@ -1370,6 +1393,7 @@
       </w:pPr>
       <w:r>
         <w:rPr>
+          <w:noProof/>
           <w:lang w:val="en-US"/>
         </w:rPr>
         <w:lastRenderedPageBreak/>
@@ -1431,6 +1455,7 @@
       </w:pPr>
       <w:r>
         <w:rPr>
+          <w:noProof/>
           <w:lang w:val="en-US"/>
         </w:rPr>
         <w:drawing>
@@ -1478,6 +1503,7 @@
       </w:pPr>
       <w:r>
         <w:rPr>
+          <w:noProof/>
           <w:lang w:val="en-US"/>
         </w:rPr>
         <w:drawing>
@@ -1538,6 +1564,7 @@
       </w:pPr>
       <w:r>
         <w:rPr>
+          <w:noProof/>
           <w:lang w:val="en-US"/>
         </w:rPr>
         <w:lastRenderedPageBreak/>
@@ -2831,20 +2858,20 @@
 </file>
 
 <file path=customXml/item1.xml><?xml version="1.0" encoding="utf-8"?>
-<p:properties xmlns:p="http://schemas.microsoft.com/office/2006/metadata/properties" xmlns:xsi="http://www.w3.org/2001/XMLSchema-instance" xmlns:pc="http://schemas.microsoft.com/office/infopath/2007/PartnerControls">
-  <documentManagement>
-    <_activity xmlns="46414d16-6a27-48cd-ba6b-4652e14f9d39" xsi:nil="true"/>
-  </documentManagement>
-</p:properties>
-</file>
-
-<file path=customXml/item2.xml><?xml version="1.0" encoding="utf-8"?>
 <?mso-contentType ?>
 <FormTemplates xmlns="http://schemas.microsoft.com/sharepoint/v3/contenttype/forms">
   <Display>DocumentLibraryForm</Display>
   <Edit>DocumentLibraryForm</Edit>
   <New>DocumentLibraryForm</New>
 </FormTemplates>
+</file>
+
+<file path=customXml/item2.xml><?xml version="1.0" encoding="utf-8"?>
+<p:properties xmlns:p="http://schemas.microsoft.com/office/2006/metadata/properties" xmlns:xsi="http://www.w3.org/2001/XMLSchema-instance" xmlns:pc="http://schemas.microsoft.com/office/infopath/2007/PartnerControls">
+  <documentManagement>
+    <_activity xmlns="46414d16-6a27-48cd-ba6b-4652e14f9d39" xsi:nil="true"/>
+  </documentManagement>
+</p:properties>
 </file>
 
 <file path=customXml/item3.xml><?xml version="1.0" encoding="utf-8"?>
@@ -3081,26 +3108,19 @@
 </file>
 
 <file path=customXml/itemProps1.xml><?xml version="1.0" encoding="utf-8"?>
-<ds:datastoreItem xmlns:ds="http://schemas.openxmlformats.org/officeDocument/2006/customXml" ds:itemID="{AF65ED46-61DB-4FC9-AFA7-FE1E4D808984}">
+<ds:datastoreItem xmlns:ds="http://schemas.openxmlformats.org/officeDocument/2006/customXml" ds:itemID="{DEA7031F-85F5-4A28-B2B1-A06838FD5B78}">
   <ds:schemaRefs>
-    <ds:schemaRef ds:uri="http://schemas.openxmlformats.org/package/2006/metadata/core-properties"/>
-    <ds:schemaRef ds:uri="http://schemas.microsoft.com/office/2006/documentManagement/types"/>
-    <ds:schemaRef ds:uri="http://purl.org/dc/elements/1.1/"/>
-    <ds:schemaRef ds:uri="http://purl.org/dc/terms/"/>
-    <ds:schemaRef ds:uri="http://purl.org/dc/dcmitype/"/>
-    <ds:schemaRef ds:uri="http://www.w3.org/XML/1998/namespace"/>
-    <ds:schemaRef ds:uri="http://schemas.microsoft.com/office/infopath/2007/PartnerControls"/>
-    <ds:schemaRef ds:uri="9b730cac-5013-4197-be80-b56838fe2dae"/>
-    <ds:schemaRef ds:uri="46414d16-6a27-48cd-ba6b-4652e14f9d39"/>
-    <ds:schemaRef ds:uri="http://schemas.microsoft.com/office/2006/metadata/properties"/>
+    <ds:schemaRef ds:uri="http://schemas.microsoft.com/sharepoint/v3/contenttype/forms"/>
   </ds:schemaRefs>
 </ds:datastoreItem>
 </file>
 
 <file path=customXml/itemProps2.xml><?xml version="1.0" encoding="utf-8"?>
-<ds:datastoreItem xmlns:ds="http://schemas.openxmlformats.org/officeDocument/2006/customXml" ds:itemID="{DEA7031F-85F5-4A28-B2B1-A06838FD5B78}">
+<ds:datastoreItem xmlns:ds="http://schemas.openxmlformats.org/officeDocument/2006/customXml" ds:itemID="{AF65ED46-61DB-4FC9-AFA7-FE1E4D808984}">
   <ds:schemaRefs>
-    <ds:schemaRef ds:uri="http://schemas.microsoft.com/sharepoint/v3/contenttype/forms"/>
+    <ds:schemaRef ds:uri="http://schemas.microsoft.com/office/2006/metadata/properties"/>
+    <ds:schemaRef ds:uri="http://schemas.microsoft.com/office/infopath/2007/PartnerControls"/>
+    <ds:schemaRef ds:uri="46414d16-6a27-48cd-ba6b-4652e14f9d39"/>
   </ds:schemaRefs>
 </ds:datastoreItem>
 </file>
